--- a/zht/docx/50.content.docx
+++ b/zht/docx/50.content.docx
@@ -19,7 +19,7 @@
         <w:rPr>
           <w:lang w:val="zh_TW" w:bidi="zh_TW"/>
         </w:rPr>
-        <w:t>Resource: 研讀筆記 - 書籍簡介 (Tyndale)</w:t>
+        <w:t>Resource: Tyndale Open Study Notes</w:t>
       </w:r>
       <w:r>
         <w:rPr>
@@ -112,7 +112,7 @@
         <w:rPr>
           <w:lang w:val="zh_TW" w:bidi="zh_TW"/>
         </w:rPr>
-        <w:t>研讀筆記 - 書籍簡介 (Tyndale)</w:t>
+        <w:t>Tyndale Open Study Notes</w:t>
       </w:r>
     </w:p>
     <w:p>

--- a/zht/docx/50.content.docx
+++ b/zht/docx/50.content.docx
@@ -19,7 +19,7 @@
         <w:rPr>
           <w:lang w:val="zh_TW" w:bidi="zh_TW"/>
         </w:rPr>
-        <w:t>Resource: Tyndale Open Study Notes</w:t>
+        <w:t>Resource: Aquifer Open Study Notes (Book Intros)</w:t>
       </w:r>
       <w:r>
         <w:rPr>
@@ -112,7 +112,7 @@
         <w:rPr>
           <w:lang w:val="zh_TW" w:bidi="zh_TW"/>
         </w:rPr>
-        <w:t>Tyndale Open Study Notes</w:t>
+        <w:t>Aquifer Open Study Notes (Book Intros)</w:t>
       </w:r>
     </w:p>
     <w:p>

--- a/zht/docx/50.content.docx
+++ b/zht/docx/50.content.docx
@@ -272,36 +272,24 @@
         </w:rPr>
         <w:t>腓立比人在保羅第二次旅行佈道中，聽到基督的福音（約公元50年；見</w:t>
       </w:r>
-      <w:hyperlink r:id="rId13">
-        <w:r>
-          <w:rPr>
-            <w:lang w:val="zh_TW" w:bidi="zh_TW"/>
-          </w:rPr>
-          <w:rPr>
-            <w:color w:val="0000EE"/>
-            <w:u w:val="single"/>
-          </w:rPr>
-          <w:t>徒16:11–40</w:t>
-        </w:r>
-      </w:hyperlink>
+      <w:r>
+        <w:rPr>
+          <w:lang w:val="zh_TW" w:bidi="zh_TW"/>
+        </w:rPr>
+        <w:t>徒16:11–40</w:t>
+      </w:r>
       <w:r>
         <w:rPr>
           <w:lang w:val="zh_TW" w:bidi="zh_TW"/>
         </w:rPr>
         <w:t>）。從一開始，就有聲音反對保羅所傳的道。在他短暫的停留期間，他被下到監獄，然後被迫離開這城，但在此之前，他已經建立了一群新的信徒（</w:t>
       </w:r>
-      <w:hyperlink r:id="rId14">
-        <w:r>
-          <w:rPr>
-            <w:lang w:val="zh_TW" w:bidi="zh_TW"/>
-          </w:rPr>
-          <w:rPr>
-            <w:color w:val="0000EE"/>
-            <w:u w:val="single"/>
-          </w:rPr>
-          <w:t>徒16:35–40</w:t>
-        </w:r>
-      </w:hyperlink>
+      <w:r>
+        <w:rPr>
+          <w:lang w:val="zh_TW" w:bidi="zh_TW"/>
+        </w:rPr>
+        <w:t>徒16:35–40</w:t>
+      </w:r>
       <w:r>
         <w:rPr>
           <w:lang w:val="zh_TW" w:bidi="zh_TW"/>
@@ -322,36 +310,24 @@
         </w:rPr>
         <w:t>大約六年後（公元56至57年），在保羅的第三次宣教旅程中，他再次到訪腓立比（見</w:t>
       </w:r>
-      <w:hyperlink r:id="rId15">
-        <w:r>
-          <w:rPr>
-            <w:lang w:val="zh_TW" w:bidi="zh_TW"/>
-          </w:rPr>
-          <w:rPr>
-            <w:color w:val="0000EE"/>
-            <w:u w:val="single"/>
-          </w:rPr>
-          <w:t>徒20:1–6</w:t>
-        </w:r>
-      </w:hyperlink>
+      <w:r>
+        <w:rPr>
+          <w:lang w:val="zh_TW" w:bidi="zh_TW"/>
+        </w:rPr>
+        <w:t>徒20:1–6</w:t>
+      </w:r>
       <w:r>
         <w:rPr>
           <w:lang w:val="zh_TW" w:bidi="zh_TW"/>
         </w:rPr>
         <w:t>）。可能他在那次到訪之後，再也沒有見過腓立比的基督徒（但見</w:t>
       </w:r>
-      <w:hyperlink r:id="rId16">
-        <w:r>
-          <w:rPr>
-            <w:lang w:val="zh_TW" w:bidi="zh_TW"/>
-          </w:rPr>
-          <w:rPr>
-            <w:color w:val="0000EE"/>
-            <w:u w:val="single"/>
-          </w:rPr>
-          <w:t>提前1:3</w:t>
-        </w:r>
-      </w:hyperlink>
+      <w:r>
+        <w:rPr>
+          <w:lang w:val="zh_TW" w:bidi="zh_TW"/>
+        </w:rPr>
+        <w:t>提前1:3</w:t>
+      </w:r>
       <w:r>
         <w:rPr>
           <w:lang w:val="zh_TW" w:bidi="zh_TW"/>
@@ -397,108 +373,72 @@
         </w:rPr>
         <w:t>在簡短的引言之後（</w:t>
       </w:r>
-      <w:hyperlink r:id="rId17">
-        <w:r>
-          <w:rPr>
-            <w:lang w:val="zh_TW" w:bidi="zh_TW"/>
-          </w:rPr>
-          <w:rPr>
-            <w:color w:val="0000EE"/>
-            <w:u w:val="single"/>
-          </w:rPr>
-          <w:t>1:1–2</w:t>
-        </w:r>
-      </w:hyperlink>
+      <w:r>
+        <w:rPr>
+          <w:lang w:val="zh_TW" w:bidi="zh_TW"/>
+        </w:rPr>
+        <w:t>1:1–2</w:t>
+      </w:r>
       <w:r>
         <w:rPr>
           <w:lang w:val="zh_TW" w:bidi="zh_TW"/>
         </w:rPr>
         <w:t>），保羅表達他對神的感謝，並為腓立比教會的屬靈成長禱告（</w:t>
       </w:r>
-      <w:hyperlink r:id="rId18">
-        <w:r>
-          <w:rPr>
-            <w:lang w:val="zh_TW" w:bidi="zh_TW"/>
-          </w:rPr>
-          <w:rPr>
-            <w:color w:val="0000EE"/>
-            <w:u w:val="single"/>
-          </w:rPr>
-          <w:t>1:3–11</w:t>
-        </w:r>
-      </w:hyperlink>
+      <w:r>
+        <w:rPr>
+          <w:lang w:val="zh_TW" w:bidi="zh_TW"/>
+        </w:rPr>
+        <w:t>1:3–11</w:t>
+      </w:r>
       <w:r>
         <w:rPr>
           <w:lang w:val="zh_TW" w:bidi="zh_TW"/>
         </w:rPr>
         <w:t>）。接著，他談到自己被囚禁的經歷，以及這如何促進福音的傳播（</w:t>
       </w:r>
-      <w:hyperlink r:id="rId19">
-        <w:r>
-          <w:rPr>
-            <w:lang w:val="zh_TW" w:bidi="zh_TW"/>
-          </w:rPr>
-          <w:rPr>
-            <w:color w:val="0000EE"/>
-            <w:u w:val="single"/>
-          </w:rPr>
-          <w:t>1:12–19</w:t>
-        </w:r>
-      </w:hyperlink>
+      <w:r>
+        <w:rPr>
+          <w:lang w:val="zh_TW" w:bidi="zh_TW"/>
+        </w:rPr>
+        <w:t>1:12–19</w:t>
+      </w:r>
       <w:r>
         <w:rPr>
           <w:lang w:val="zh_TW" w:bidi="zh_TW"/>
         </w:rPr>
         <w:t>）。保羅最大的願望是，無論在何種情況，都為基督而活或死（</w:t>
       </w:r>
-      <w:hyperlink r:id="rId20">
-        <w:r>
-          <w:rPr>
-            <w:lang w:val="zh_TW" w:bidi="zh_TW"/>
-          </w:rPr>
-          <w:rPr>
-            <w:color w:val="0000EE"/>
-            <w:u w:val="single"/>
-          </w:rPr>
-          <w:t>1:20–26</w:t>
-        </w:r>
-      </w:hyperlink>
+      <w:r>
+        <w:rPr>
+          <w:lang w:val="zh_TW" w:bidi="zh_TW"/>
+        </w:rPr>
+        <w:t>1:20–26</w:t>
+      </w:r>
       <w:r>
         <w:rPr>
           <w:lang w:val="zh_TW" w:bidi="zh_TW"/>
         </w:rPr>
         <w:t>）。腓立比教會在為基督受苦時，也必須堅守信仰（</w:t>
       </w:r>
-      <w:hyperlink r:id="rId21">
-        <w:r>
-          <w:rPr>
-            <w:lang w:val="zh_TW" w:bidi="zh_TW"/>
-          </w:rPr>
-          <w:rPr>
-            <w:color w:val="0000EE"/>
-            <w:u w:val="single"/>
-          </w:rPr>
-          <w:t>1:27–30</w:t>
-        </w:r>
-      </w:hyperlink>
+      <w:r>
+        <w:rPr>
+          <w:lang w:val="zh_TW" w:bidi="zh_TW"/>
+        </w:rPr>
+        <w:t>1:27–30</w:t>
+      </w:r>
       <w:r>
         <w:rPr>
           <w:lang w:val="zh_TW" w:bidi="zh_TW"/>
         </w:rPr>
         <w:t>）。他們應該彼此熱切支持，記住基督的榜樣，祂為他們的生命捨棄一切（</w:t>
       </w:r>
-      <w:hyperlink r:id="rId22">
-        <w:r>
-          <w:rPr>
-            <w:lang w:val="zh_TW" w:bidi="zh_TW"/>
-          </w:rPr>
-          <w:rPr>
-            <w:color w:val="0000EE"/>
-            <w:u w:val="single"/>
-          </w:rPr>
-          <w:t>2:1–18</w:t>
-        </w:r>
-      </w:hyperlink>
+      <w:r>
+        <w:rPr>
+          <w:lang w:val="zh_TW" w:bidi="zh_TW"/>
+        </w:rPr>
+        <w:t>2:1–18</w:t>
+      </w:r>
       <w:r>
         <w:rPr>
           <w:lang w:val="zh_TW" w:bidi="zh_TW"/>
@@ -519,18 +459,12 @@
         </w:rPr>
         <w:t>保羅渴望了解腓立比教會的情況，並告訴他們自己的狀況。他很快就會差遣以巴弗提和提摩太到他們那裡，這兩人都已證明了他們願意為基督受苦的心志（</w:t>
       </w:r>
-      <w:hyperlink r:id="rId23">
-        <w:r>
-          <w:rPr>
-            <w:lang w:val="zh_TW" w:bidi="zh_TW"/>
-          </w:rPr>
-          <w:rPr>
-            <w:color w:val="0000EE"/>
-            <w:u w:val="single"/>
-          </w:rPr>
-          <w:t>2:19–30</w:t>
-        </w:r>
-      </w:hyperlink>
+      <w:r>
+        <w:rPr>
+          <w:lang w:val="zh_TW" w:bidi="zh_TW"/>
+        </w:rPr>
+        <w:t>2:19–30</w:t>
+      </w:r>
       <w:r>
         <w:rPr>
           <w:lang w:val="zh_TW" w:bidi="zh_TW"/>
@@ -551,54 +485,36 @@
         </w:rPr>
         <w:t>保羅接著警告腓立比教會，要小心正在傳播的猶太基督教，他們要求人們遵守摩西律法（</w:t>
       </w:r>
-      <w:hyperlink r:id="rId24">
-        <w:r>
-          <w:rPr>
-            <w:lang w:val="zh_TW" w:bidi="zh_TW"/>
-          </w:rPr>
-          <w:rPr>
-            <w:color w:val="0000EE"/>
-            <w:u w:val="single"/>
-          </w:rPr>
-          <w:t>3:1–3</w:t>
-        </w:r>
-      </w:hyperlink>
+      <w:r>
+        <w:rPr>
+          <w:lang w:val="zh_TW" w:bidi="zh_TW"/>
+        </w:rPr>
+        <w:t>3:1–3</w:t>
+      </w:r>
       <w:r>
         <w:rPr>
           <w:lang w:val="zh_TW" w:bidi="zh_TW"/>
         </w:rPr>
         <w:t>）。他回顧自己以前的生活方式，只專注遵循律法。現在他已經明白到，唯一重要的就是認識基督，分嚐祂的苦難和受死，在現在和將來經歷祂復活的大能（</w:t>
       </w:r>
-      <w:hyperlink r:id="rId25">
-        <w:r>
-          <w:rPr>
-            <w:lang w:val="zh_TW" w:bidi="zh_TW"/>
-          </w:rPr>
-          <w:rPr>
-            <w:color w:val="0000EE"/>
-            <w:u w:val="single"/>
-          </w:rPr>
-          <w:t>3:4–11</w:t>
-        </w:r>
-      </w:hyperlink>
+      <w:r>
+        <w:rPr>
+          <w:lang w:val="zh_TW" w:bidi="zh_TW"/>
+        </w:rPr>
+        <w:t>3:4–11</w:t>
+      </w:r>
       <w:r>
         <w:rPr>
           <w:lang w:val="zh_TW" w:bidi="zh_TW"/>
         </w:rPr>
         <w:t>）。所有信徒都應該專心追求在基督裡的完全生命（</w:t>
       </w:r>
-      <w:hyperlink r:id="rId26">
-        <w:r>
-          <w:rPr>
-            <w:lang w:val="zh_TW" w:bidi="zh_TW"/>
-          </w:rPr>
-          <w:rPr>
-            <w:color w:val="0000EE"/>
-            <w:u w:val="single"/>
-          </w:rPr>
-          <w:t>3:12–4:1</w:t>
-        </w:r>
-      </w:hyperlink>
+      <w:r>
+        <w:rPr>
+          <w:lang w:val="zh_TW" w:bidi="zh_TW"/>
+        </w:rPr>
+        <w:t>3:12–4:1</w:t>
+      </w:r>
       <w:r>
         <w:rPr>
           <w:lang w:val="zh_TW" w:bidi="zh_TW"/>
@@ -619,54 +535,36 @@
         </w:rPr>
         <w:t>最後，保羅鼓勵腓立比人在生命中保持喜樂、禱告和感恩，專注神的美好恩賜，即使遭受逼迫也該如此（</w:t>
       </w:r>
-      <w:hyperlink r:id="rId27">
-        <w:r>
-          <w:rPr>
-            <w:lang w:val="zh_TW" w:bidi="zh_TW"/>
-          </w:rPr>
-          <w:rPr>
-            <w:color w:val="0000EE"/>
-            <w:u w:val="single"/>
-          </w:rPr>
-          <w:t>4:2–9</w:t>
-        </w:r>
-      </w:hyperlink>
+      <w:r>
+        <w:rPr>
+          <w:lang w:val="zh_TW" w:bidi="zh_TW"/>
+        </w:rPr>
+        <w:t>4:2–9</w:t>
+      </w:r>
       <w:r>
         <w:rPr>
           <w:lang w:val="zh_TW" w:bidi="zh_TW"/>
         </w:rPr>
         <w:t>）。他感謝他們所送的禮物，並告訴他們，他已經學會在任何情況下都知足，暗示他們也應該學會這樣生活（</w:t>
       </w:r>
-      <w:hyperlink r:id="rId28">
-        <w:r>
-          <w:rPr>
-            <w:lang w:val="zh_TW" w:bidi="zh_TW"/>
-          </w:rPr>
-          <w:rPr>
-            <w:color w:val="0000EE"/>
-            <w:u w:val="single"/>
-          </w:rPr>
-          <w:t>4:1–20</w:t>
-        </w:r>
-      </w:hyperlink>
+      <w:r>
+        <w:rPr>
+          <w:lang w:val="zh_TW" w:bidi="zh_TW"/>
+        </w:rPr>
+        <w:t>4:1–20</w:t>
+      </w:r>
       <w:r>
         <w:rPr>
           <w:lang w:val="zh_TW" w:bidi="zh_TW"/>
         </w:rPr>
         <w:t>）。像往常一樣，保羅以讚美神、向信徒問安和祈求主的恩惠來結束他的書信（</w:t>
       </w:r>
-      <w:hyperlink r:id="rId29">
-        <w:r>
-          <w:rPr>
-            <w:lang w:val="zh_TW" w:bidi="zh_TW"/>
-          </w:rPr>
-          <w:rPr>
-            <w:color w:val="0000EE"/>
-            <w:u w:val="single"/>
-          </w:rPr>
-          <w:t>4:21–23</w:t>
-        </w:r>
-      </w:hyperlink>
+      <w:r>
+        <w:rPr>
+          <w:lang w:val="zh_TW" w:bidi="zh_TW"/>
+        </w:rPr>
+        <w:t>4:21–23</w:t>
+      </w:r>
       <w:r>
         <w:rPr>
           <w:lang w:val="zh_TW" w:bidi="zh_TW"/>
@@ -698,36 +596,24 @@
         </w:rPr>
         <w:t>以弗所書、腓立比書、歌羅西書和腓利門書通常被稱為監獄書信，因為它們都提到寫於監獄。人們對於監獄書信的具體寫作地點或時間，並沒有共識。傳統上，它們被認為與羅馬有關，因為保羅在公元60至62年被軟禁在當地，隨後在公元64至65年左右也被監禁。最近，學者提出以弗所（公元53至56年）為寫作地點的可能性。保羅在這個城市停留兩至三年，期間遭遇了許多反對和苦難（見</w:t>
       </w:r>
-      <w:hyperlink r:id="rId30">
-        <w:r>
-          <w:rPr>
-            <w:lang w:val="zh_TW" w:bidi="zh_TW"/>
-          </w:rPr>
-          <w:rPr>
-            <w:color w:val="0000EE"/>
-            <w:u w:val="single"/>
-          </w:rPr>
-          <w:t>徒19:23–41</w:t>
-        </w:r>
-      </w:hyperlink>
+      <w:r>
+        <w:rPr>
+          <w:lang w:val="zh_TW" w:bidi="zh_TW"/>
+        </w:rPr>
+        <w:t>徒19:23–41</w:t>
+      </w:r>
       <w:r>
         <w:rPr>
           <w:lang w:val="zh_TW" w:bidi="zh_TW"/>
         </w:rPr>
         <w:t>；</w:t>
       </w:r>
-      <w:hyperlink r:id="rId31">
-        <w:r>
-          <w:rPr>
-            <w:lang w:val="zh_TW" w:bidi="zh_TW"/>
-          </w:rPr>
-          <w:rPr>
-            <w:color w:val="0000EE"/>
-            <w:u w:val="single"/>
-          </w:rPr>
-          <w:t>林後11:23–28</w:t>
-        </w:r>
-      </w:hyperlink>
+      <w:r>
+        <w:rPr>
+          <w:lang w:val="zh_TW" w:bidi="zh_TW"/>
+        </w:rPr>
+        <w:t>林後11:23–28</w:t>
+      </w:r>
       <w:r>
         <w:rPr>
           <w:lang w:val="zh_TW" w:bidi="zh_TW"/>
@@ -759,36 +645,24 @@
         </w:rPr>
         <w:t>由於內容和語氣出現突然變化（特別見</w:t>
       </w:r>
-      <w:hyperlink r:id="rId32">
-        <w:r>
-          <w:rPr>
-            <w:lang w:val="zh_TW" w:bidi="zh_TW"/>
-          </w:rPr>
-          <w:rPr>
-            <w:color w:val="0000EE"/>
-            <w:u w:val="single"/>
-          </w:rPr>
-          <w:t>3:2–4:3</w:t>
-        </w:r>
-      </w:hyperlink>
+      <w:r>
+        <w:rPr>
+          <w:lang w:val="zh_TW" w:bidi="zh_TW"/>
+        </w:rPr>
+        <w:t>3:2–4:3</w:t>
+      </w:r>
       <w:r>
         <w:rPr>
           <w:lang w:val="zh_TW" w:bidi="zh_TW"/>
         </w:rPr>
         <w:t>和</w:t>
       </w:r>
-      <w:hyperlink r:id="rId33">
-        <w:r>
-          <w:rPr>
-            <w:lang w:val="zh_TW" w:bidi="zh_TW"/>
-          </w:rPr>
-          <w:rPr>
-            <w:color w:val="0000EE"/>
-            <w:u w:val="single"/>
-          </w:rPr>
-          <w:t>4:10–20</w:t>
-        </w:r>
-      </w:hyperlink>
+      <w:r>
+        <w:rPr>
+          <w:lang w:val="zh_TW" w:bidi="zh_TW"/>
+        </w:rPr>
+        <w:t>4:10–20</w:t>
+      </w:r>
       <w:r>
         <w:rPr>
           <w:lang w:val="zh_TW" w:bidi="zh_TW"/>
@@ -834,54 +708,36 @@
         </w:rPr>
         <w:t>雖然保羅身處監獄，但是他並不羞愧，反而感到喜樂，因為這促進福音更廣泛傳播。無論後果如何，他亦渴望為了基督而勇敢面對，因為他知道自己蒙召為基督而活，並認為為基督受苦是一種榮耀（見</w:t>
       </w:r>
-      <w:hyperlink r:id="rId34">
-        <w:r>
-          <w:rPr>
-            <w:lang w:val="zh_TW" w:bidi="zh_TW"/>
-          </w:rPr>
-          <w:rPr>
-            <w:color w:val="0000EE"/>
-            <w:u w:val="single"/>
-          </w:rPr>
-          <w:t>1:12–26</w:t>
-        </w:r>
-      </w:hyperlink>
+      <w:r>
+        <w:rPr>
+          <w:lang w:val="zh_TW" w:bidi="zh_TW"/>
+        </w:rPr>
+        <w:t>1:12–26</w:t>
+      </w:r>
       <w:r>
         <w:rPr>
           <w:lang w:val="zh_TW" w:bidi="zh_TW"/>
         </w:rPr>
         <w:t>）。即使身在監獄，保羅也能說他最深的渴望，是被基督的生命完全充滿。保羅願意在基督的受苦和死亡上有份，並渴望經歷基督復活的全部大能。不論發生什麼，他終有一天會像基督一樣死裡復活（</w:t>
       </w:r>
-      <w:hyperlink r:id="rId35">
-        <w:r>
-          <w:rPr>
-            <w:lang w:val="zh_TW" w:bidi="zh_TW"/>
-          </w:rPr>
-          <w:rPr>
-            <w:color w:val="0000EE"/>
-            <w:u w:val="single"/>
-          </w:rPr>
-          <w:t>3:7–14</w:t>
-        </w:r>
-      </w:hyperlink>
+      <w:r>
+        <w:rPr>
+          <w:lang w:val="zh_TW" w:bidi="zh_TW"/>
+        </w:rPr>
+        <w:t>3:7–14</w:t>
+      </w:r>
       <w:r>
         <w:rPr>
           <w:lang w:val="zh_TW" w:bidi="zh_TW"/>
         </w:rPr>
         <w:t>）。同時，保羅已學會，無論生命的境遇如何，他都能知足。他依靠基督，並發現基督的力量在最艱難的情況下，也是足夠的（</w:t>
       </w:r>
-      <w:hyperlink r:id="rId36">
-        <w:r>
-          <w:rPr>
-            <w:lang w:val="zh_TW" w:bidi="zh_TW"/>
-          </w:rPr>
-          <w:rPr>
-            <w:color w:val="0000EE"/>
-            <w:u w:val="single"/>
-          </w:rPr>
-          <w:t>4:11–13</w:t>
-        </w:r>
-      </w:hyperlink>
+      <w:r>
+        <w:rPr>
+          <w:lang w:val="zh_TW" w:bidi="zh_TW"/>
+        </w:rPr>
+        <w:t>4:11–13</w:t>
+      </w:r>
       <w:r>
         <w:rPr>
           <w:lang w:val="zh_TW" w:bidi="zh_TW"/>
@@ -902,18 +758,12 @@
         </w:rPr>
         <w:t>保羅勸勉腓立比的信徒，面對逼迫時要在主裡充滿喜樂。他們不應為任何事情擔憂，而應當以滿懷感恩的心，向神祈求他們的一切需要。這樣，他們將經歷到神深切的平安（見</w:t>
       </w:r>
-      <w:hyperlink r:id="rId37">
-        <w:r>
-          <w:rPr>
-            <w:lang w:val="zh_TW" w:bidi="zh_TW"/>
-          </w:rPr>
-          <w:rPr>
-            <w:color w:val="0000EE"/>
-            <w:u w:val="single"/>
-          </w:rPr>
-          <w:t>4:4–9</w:t>
-        </w:r>
-      </w:hyperlink>
+      <w:r>
+        <w:rPr>
+          <w:lang w:val="zh_TW" w:bidi="zh_TW"/>
+        </w:rPr>
+        <w:t>4:4–9</w:t>
+      </w:r>
       <w:r>
         <w:rPr>
           <w:lang w:val="zh_TW" w:bidi="zh_TW"/>
